--- a/word-documents-courses/react-snooker-course/chapter-02-project-setup/03-creating-data-files.docx
+++ b/word-documents-courses/react-snooker-course/chapter-02-project-setup/03-creating-data-files.docx
@@ -8989,7 +8989,7 @@
     <w:rPr>
       <w:rFonts w:ascii="Roboto" w:cs="Roboto" w:eastAsia="Roboto" w:hAnsi="Roboto"/>
       <w:color w:val="1A1A1A"/>
-      <w:sz w:val="22"/>
+      <w:sz w:val="28"/>
     </w:rPr>
   </w:style>
   <w:style w:styleId="BodyText" w:type="paragraph">
@@ -9003,7 +9003,7 @@
     <w:rPr>
       <w:rFonts w:ascii="Roboto" w:cs="Roboto" w:eastAsia="Roboto" w:hAnsi="Roboto"/>
       <w:color w:val="1A1A1A"/>
-      <w:sz w:val="22"/>
+      <w:sz w:val="28"/>
     </w:rPr>
   </w:style>
   <w:style w:customStyle="1" w:styleId="FirstParagraph" w:type="paragraph">
@@ -9017,7 +9017,7 @@
     <w:rPr>
       <w:rFonts w:ascii="Roboto" w:cs="Roboto" w:eastAsia="Roboto" w:hAnsi="Roboto"/>
       <w:color w:val="1A1A1A"/>
-      <w:sz w:val="22"/>
+      <w:sz w:val="28"/>
     </w:rPr>
   </w:style>
   <w:style w:customStyle="1" w:styleId="Compact" w:type="paragraph">
@@ -9030,7 +9030,7 @@
     <w:rPr>
       <w:rFonts w:ascii="Roboto" w:cs="Roboto" w:eastAsia="Roboto" w:hAnsi="Roboto"/>
       <w:color w:val="1A1A1A"/>
-      <w:sz w:val="22"/>
+      <w:sz w:val="28"/>
     </w:rPr>
   </w:style>
   <w:style w:styleId="Title" w:type="paragraph">
@@ -9050,7 +9050,7 @@
       <w:rFonts w:ascii="Roboto" w:asciiTheme="majorHAnsi" w:cs="Roboto" w:cstheme="majorBidi" w:eastAsia="Roboto" w:eastAsiaTheme="majorEastAsia" w:hAnsi="Roboto" w:hAnsiTheme="majorHAnsi"/>
       <w:b/>
       <w:color w:val="1F3A5F"/>
-      <w:sz w:val="64"/>
+      <w:sz w:val="72"/>
       <w:szCs w:val="56"/>
     </w:rPr>
   </w:style>
@@ -9085,7 +9085,7 @@
       <w:i w:val="0"/>
       <w:color w:val="555555"/>
       <w:spacing w:val="15"/>
-      <w:sz w:val="32"/>
+      <w:sz w:val="40"/>
       <w:szCs w:val="28"/>
     </w:rPr>
   </w:style>
@@ -9192,7 +9192,7 @@
       <w:rFonts w:ascii="Roboto" w:asciiTheme="majorHAnsi" w:cs="Roboto" w:cstheme="majorBidi" w:eastAsia="Roboto" w:eastAsiaTheme="majorEastAsia" w:hAnsi="Roboto" w:hAnsiTheme="majorHAnsi"/>
       <w:b/>
       <w:color w:val="1F3A5F"/>
-      <w:sz w:val="48"/>
+      <w:sz w:val="56"/>
       <w:szCs w:val="40"/>
     </w:rPr>
   </w:style>
@@ -9216,7 +9216,7 @@
       <w:rFonts w:ascii="Roboto" w:asciiTheme="majorHAnsi" w:cs="Roboto" w:cstheme="majorBidi" w:eastAsia="Roboto" w:eastAsiaTheme="majorEastAsia" w:hAnsi="Roboto" w:hAnsiTheme="majorHAnsi"/>
       <w:b/>
       <w:color w:val="2E5A88"/>
-      <w:sz w:val="36"/>
+      <w:sz w:val="44"/>
       <w:szCs w:val="32"/>
     </w:rPr>
   </w:style>
@@ -9240,7 +9240,7 @@
       <w:rFonts w:ascii="Roboto" w:cs="Roboto" w:cstheme="majorBidi" w:eastAsia="Roboto" w:eastAsiaTheme="majorEastAsia" w:hAnsi="Roboto"/>
       <w:b/>
       <w:color w:val="3D7AB8"/>
-      <w:sz w:val="28"/>
+      <w:sz w:val="36"/>
       <w:szCs w:val="28"/>
     </w:rPr>
   </w:style>
@@ -9266,7 +9266,7 @@
       <w:i/>
       <w:iCs/>
       <w:color w:val="5A5A5A"/>
-      <w:sz w:val="24"/>
+      <w:sz w:val="32"/>
     </w:rPr>
   </w:style>
   <w:style w:styleId="Heading5" w:type="paragraph">
@@ -9290,7 +9290,7 @@
       <w:b/>
       <w:i/>
       <w:color w:val="5A5A5A"/>
-      <w:sz w:val="22"/>
+      <w:sz w:val="28"/>
     </w:rPr>
   </w:style>
   <w:style w:styleId="Heading6" w:type="paragraph">
@@ -9314,7 +9314,7 @@
       <w:i/>
       <w:iCs/>
       <w:color w:val="5A5A5A"/>
-      <w:sz w:val="22"/>
+      <w:sz w:val="28"/>
     </w:rPr>
   </w:style>
   <w:style w:styleId="Heading7" w:type="paragraph">
@@ -9625,7 +9625,7 @@
     <w:rPr>
       <w:rFonts w:ascii="Roboto Mono" w:cs="Roboto Mono" w:eastAsia="Roboto Mono" w:hAnsi="Roboto Mono"/>
       <w:color w:val="1F3A5F"/>
-      <w:sz w:val="20"/>
+      <w:sz w:val="26"/>
     </w:rPr>
   </w:style>
   <w:style w:customStyle="1" w:styleId="SectionNumber" w:type="character">
@@ -9674,7 +9674,7 @@
     <w:rPr>
       <w:rFonts w:ascii="Roboto Mono" w:cs="Roboto Mono" w:eastAsia="Roboto Mono" w:hAnsi="Roboto Mono"/>
       <w:color w:val="1A1A1A"/>
-      <w:sz w:val="18"/>
+      <w:sz w:val="24"/>
     </w:rPr>
   </w:style>
   <w:style w:type="character" w:customStyle="1" w:styleId="KeywordTok">
